--- a/4_Regulatory_Compliance/MT-NIS2-REG-001_v1.1_nis2-registration-record.docx
+++ b/4_Regulatory_Compliance/MT-NIS2-REG-001_v1.1_nis2-registration-record.docx
@@ -134,7 +134,7 @@
               <w:rPr>
                 <w:rFonts w:ascii="Aptos" w:hAnsi="Aptos"/>
               </w:rPr>
-              <w:t xml:space="preserve">1.0</w:t>
+              <w:t xml:space="preserve">1.1</w:t>
             </w:r>
           </w:p>
         </w:tc>
@@ -263,7 +263,7 @@
               <w:rPr>
                 <w:rFonts w:ascii="Aptos" w:hAnsi="Aptos"/>
               </w:rPr>
-              <w:t xml:space="preserve">§ 33 BSIG (NIS2 Art. 27); § 28(2) BSIG (Anlage 1)</w:t>
+              <w:t xml:space="preserve">§§ 33, 34 BSIG (NIS2 Art. 27); § 28(2) BSIG (Anlage 1, Nr. 6.1.4)</w:t>
             </w:r>
           </w:p>
         </w:tc>
@@ -685,21 +685,88 @@
           </w:p>
         </w:tc>
       </w:tr>
+      <w:tr>
+        <w:trPr>
+          <w:cantSplit/>
+        </w:trPr>
+        <w:tc>
+          <w:tcPr>
+            <w:tcW w:w="1200" w:type="dxa"/>
+            <w:vAlign w:val="center"/>
+          </w:tcPr>
+          <w:p>
+            <w:pPr>
+              <w:rPr>
+                <w:rFonts w:ascii="Aptos" w:hAnsi="Aptos"/>
+              </w:rPr>
+            </w:pPr>
+            <w:r>
+              <w:rPr>
+                <w:rFonts w:ascii="Aptos" w:hAnsi="Aptos"/>
+              </w:rPr>
+              <w:t xml:space="preserve">1.1</w:t>
+            </w:r>
+          </w:p>
+        </w:tc>
+        <w:tc>
+          <w:tcPr>
+            <w:tcW w:w="1450" w:type="dxa"/>
+            <w:vAlign w:val="center"/>
+          </w:tcPr>
+          <w:p>
+            <w:pPr>
+              <w:rPr>
+                <w:rFonts w:ascii="Aptos" w:hAnsi="Aptos"/>
+              </w:rPr>
+            </w:pPr>
+            <w:r>
+              <w:rPr>
+                <w:rFonts w:ascii="Aptos" w:hAnsi="Aptos"/>
+              </w:rPr>
+              <w:t xml:space="preserve">[Date]</w:t>
+            </w:r>
+          </w:p>
+        </w:tc>
+        <w:tc>
+          <w:tcPr>
+            <w:tcW w:w="1700" w:type="dxa"/>
+            <w:vAlign w:val="center"/>
+          </w:tcPr>
+          <w:p>
+            <w:pPr>
+              <w:rPr>
+                <w:rFonts w:ascii="Aptos" w:hAnsi="Aptos"/>
+              </w:rPr>
+            </w:pPr>
+            <w:r>
+              <w:rPr>
+                <w:rFonts w:ascii="Aptos" w:hAnsi="Aptos"/>
+              </w:rPr>
+              <w:t xml:space="preserve">Austin Bond</w:t>
+            </w:r>
+          </w:p>
+        </w:tc>
+        <w:tc>
+          <w:tcPr>
+            <w:tcW w:w="5010" w:type="dxa"/>
+            <w:vAlign w:val="center"/>
+          </w:tcPr>
+          <w:p>
+            <w:pPr>
+              <w:rPr>
+                <w:rFonts w:ascii="Aptos" w:hAnsi="Aptos"/>
+              </w:rPr>
+            </w:pPr>
+            <w:r>
+              <w:rPr>
+                <w:rFonts w:ascii="Aptos" w:hAnsi="Aptos"/>
+              </w:rPr>
+              <w:t xml:space="preserve">Einrichtungsart corrected to Anlage 1 Nr. 6.1.4; § 34 and § 33(5) obligations added. Detail in Section 10.</w:t>
+            </w:r>
+          </w:p>
+        </w:tc>
+      </w:tr>
     </w:tbl>
-    <w:p>
-      <w:pPr>
-        <w:rPr>
-          <w:rFonts w:ascii="Aptos" w:hAnsi="Aptos"/>
-        </w:rPr>
-      </w:pPr>
-    </w:p>
-    <w:p>
-      <w:pPr>
-        <w:rPr>
-          <w:rFonts w:ascii="Aptos" w:hAnsi="Aptos"/>
-        </w:rPr>
-      </w:pPr>
-    </w:p>
     <w:p>
       <w:pPr>
         <w:pStyle w:val="Heading2"/>
@@ -795,7 +862,7 @@
         <w:rPr>
           <w:rFonts w:ascii="Aptos" w:hAnsi="Aptos"/>
         </w:rPr>
-        <w:t xml:space="preserve">5. Registration under § 33 BSIG</w:t>
+        <w:t xml:space="preserve">5. Registration under §§ 33 and 34 BSIG</w:t>
       </w:r>
     </w:p>
     <w:p>
@@ -928,7 +995,7 @@
           <w:sz w:val="22"/>
           <w:szCs w:val="22"/>
         </w:rPr>
-        <w:t xml:space="preserve">This record documents MunichTech GmbH's self-assessment under § 28 BSIG, the resulting classification as a wichtige Einrichtung (important entity), and the registration submitted to the Federal Office for Information Security (BSI) under § 33 BSIG. It exists so that the classification decision can be reconstructed and defended at any point in the future, without relying on the recollection of the individuals who made it.</w:t>
+        <w:t xml:space="preserve">This record documents MunichTech GmbH's self-assessment under § 28 BSIG, the resulting classification as a wichtige Einrichtung (important entity), and the registration submitted to the Federal Office for Information Security (BSI) under §§ 33 and 34 BSIG. It exists so that the classification decision can be reconstructed and defended at any point in the future, without relying on the recollection of the individuals who made it.</w:t>
       </w:r>
     </w:p>
     <w:p>
@@ -1075,7 +1142,7 @@
           <w:sz w:val="22"/>
           <w:szCs w:val="22"/>
         </w:rPr>
-        <w:t xml:space="preserve">§ 30 BSIG — risk-management measures (NIS2 Art. 21).</w:t>
+        <w:t xml:space="preserve">§ 30 BSIG — risk-management measures (NIS2 Art. 21). For the Einrichtungsarten listed in § 30(3) — which include providers of cloud-computing services — the implementing act adopted by the Commission under NIS2 Art. 21(5), first subparagraph, takes precedence over the measures listed in § 30(2).</w:t>
       </w:r>
     </w:p>
     <w:p>
@@ -1123,7 +1190,7 @@
           <w:sz w:val="22"/>
           <w:szCs w:val="22"/>
         </w:rPr>
-        <w:t xml:space="preserve">§ 33 BSIG — registration with the BSI (NIS2 Art. 27).</w:t>
+        <w:t xml:space="preserve">§ 33 BSIG — registration with the BSI (NIS2 Art. 27), and notification of any change to the registered data without undue delay and at the latest within two weeks of the entity becoming aware of it (§ 33(5)).</w:t>
       </w:r>
     </w:p>
     <w:p>
@@ -1147,7 +1214,7 @@
           <w:sz w:val="22"/>
           <w:szCs w:val="22"/>
         </w:rPr>
-        <w:t xml:space="preserve">§ 38 BSIG — management-body accountability and training (NIS2 Art. 20).</w:t>
+        <w:t xml:space="preserve">§ 34 BSIG — the extended registration duty for the Einrichtungsarten named in § 60(1) sentence 1, which include providers of cloud-computing services, and notification of any change to that extended data set without undue delay and at the latest within three months (§ 34(2)).</w:t>
       </w:r>
     </w:p>
     <w:p>
@@ -1171,255 +1238,7 @@
           <w:sz w:val="22"/>
           <w:szCs w:val="22"/>
         </w:rPr>
-        <w:t xml:space="preserve">§ 65 BSIG — administrative fines (NIS2 Art. 34).</w:t>
-      </w:r>
-    </w:p>
-    <w:p>
-      <w:pPr>
-        <w:rPr>
-          <w:rFonts w:ascii="Aptos" w:hAnsi="Aptos"/>
-        </w:rPr>
-      </w:pPr>
-    </w:p>
-    <w:p>
-      <w:pPr>
-        <w:pStyle w:val="Heading5"/>
-        <w:rPr>
-          <w:rFonts w:ascii="Aptos" w:hAnsi="Aptos"/>
-          <w:color w:val="1F4E79" w:themeColor="accent1" w:themeShade="80"/>
-        </w:rPr>
-      </w:pPr>
-      <w:r>
-        <w:rPr>
-          <w:rFonts w:ascii="Aptos" w:hAnsi="Aptos"/>
-          <w:color w:val="1F4E79" w:themeColor="accent1" w:themeShade="80"/>
-        </w:rPr>
-        <w:t xml:space="preserve">2.2 Why a documented self-assessment</w:t>
-      </w:r>
-    </w:p>
-    <w:p>
-      <w:pPr>
-        <w:pStyle w:val="Heading2"/>
-        <w:rPr>
-          <w:rFonts w:ascii="Aptos" w:eastAsiaTheme="minorHAnsi" w:hAnsi="Aptos" w:cstheme="minorBidi"/>
-          <w:color w:val="auto"/>
-          <w:sz w:val="22"/>
-          <w:szCs w:val="22"/>
-        </w:rPr>
-      </w:pPr>
-      <w:r>
-        <w:rPr>
-          <w:rFonts w:ascii="Aptos" w:eastAsiaTheme="minorHAnsi" w:hAnsi="Aptos" w:cstheme="minorBidi"/>
-          <w:color w:val="auto"/>
-          <w:sz w:val="22"/>
-          <w:szCs w:val="22"/>
-        </w:rPr>
-        <w:t xml:space="preserve">The BSIG does not require the BSI to certify an entity's status before obligations attach. An entity that meets the scope criteria is subject to those obligations of its own motion, and the burden of showing that it assessed its position correctly rests with the entity. A written, dated and approved Betroffenheitsprüfung is therefore the only reliable evidence that the decision was taken deliberately rather than assumed.</w:t>
-      </w:r>
-    </w:p>
-    <w:p>
-      <w:pPr>
-        <w:rPr>
-          <w:rFonts w:ascii="Aptos" w:hAnsi="Aptos"/>
-        </w:rPr>
-      </w:pPr>
-    </w:p>
-    <w:p>
-      <w:pPr>
-        <w:pStyle w:val="Heading2"/>
-        <w:rPr>
-          <w:rFonts w:ascii="Aptos" w:hAnsi="Aptos"/>
-          <w:color w:val="1F4E79" w:themeColor="accent1" w:themeShade="80"/>
-        </w:rPr>
-      </w:pPr>
-      <w:r>
-        <w:rPr>
-          <w:rFonts w:ascii="Aptos" w:hAnsi="Aptos"/>
-          <w:color w:val="1F4E79" w:themeColor="accent1" w:themeShade="80"/>
-        </w:rPr>
-        <w:t xml:space="preserve">3. Self-Assessment of Applicability</w:t>
-      </w:r>
-    </w:p>
-    <w:p>
-      <w:pPr>
-        <w:pStyle w:val="Heading2"/>
-        <w:rPr>
-          <w:rFonts w:ascii="Aptos" w:eastAsiaTheme="minorHAnsi" w:hAnsi="Aptos" w:cstheme="minorBidi"/>
-          <w:color w:val="auto"/>
-          <w:sz w:val="22"/>
-          <w:szCs w:val="22"/>
-        </w:rPr>
-      </w:pPr>
-      <w:r>
-        <w:rPr>
-          <w:rFonts w:ascii="Aptos" w:eastAsiaTheme="minorHAnsi" w:hAnsi="Aptos" w:cstheme="minorBidi"/>
-          <w:color w:val="auto"/>
-          <w:sz w:val="22"/>
-          <w:szCs w:val="22"/>
-        </w:rPr>
-        <w:t xml:space="preserve">Applicability was assessed on [Date] against the three cumulative criteria of § 28 BSIG: a listed sector and entity type, establishment in Germany, and satisfaction of the size test.</w:t>
-      </w:r>
-    </w:p>
-    <w:p>
-      <w:pPr>
-        <w:pStyle w:val="Heading5"/>
-        <w:rPr>
-          <w:rFonts w:ascii="Aptos" w:hAnsi="Aptos"/>
-          <w:color w:val="1F4E79" w:themeColor="accent1" w:themeShade="80"/>
-        </w:rPr>
-      </w:pPr>
-      <w:r>
-        <w:rPr>
-          <w:rFonts w:ascii="Aptos" w:hAnsi="Aptos"/>
-          <w:color w:val="1F4E79" w:themeColor="accent1" w:themeShade="80"/>
-        </w:rPr>
-        <w:t xml:space="preserve">3.1 Criterion 1 — Sector and entity type</w:t>
-      </w:r>
-    </w:p>
-    <w:p>
-      <w:pPr>
-        <w:pStyle w:val="Heading2"/>
-        <w:rPr>
-          <w:rFonts w:ascii="Aptos" w:eastAsiaTheme="minorHAnsi" w:hAnsi="Aptos" w:cstheme="minorBidi"/>
-          <w:color w:val="auto"/>
-          <w:sz w:val="22"/>
-          <w:szCs w:val="22"/>
-        </w:rPr>
-      </w:pPr>
-      <w:r>
-        <w:rPr>
-          <w:rFonts w:ascii="Aptos" w:eastAsiaTheme="minorHAnsi" w:hAnsi="Aptos" w:cstheme="minorBidi"/>
-          <w:color w:val="auto"/>
-          <w:sz w:val="22"/>
-          <w:szCs w:val="22"/>
-        </w:rPr>
-        <w:t xml:space="preserve">MunichTech GmbH operates a B2B SaaS platform supplying financial-data analytics and data-processing services to banks, insurers and asset managers. The service is delivered as a managed ICT capability: MunichTech operates the platform, the data pipelines and the underlying AWS estate on behalf of its clients, rather than handing software to them to run themselves.</w:t>
-      </w:r>
-    </w:p>
-    <w:p>
-      <w:pPr>
-        <w:pStyle w:val="Heading2"/>
-        <w:rPr>
-          <w:rFonts w:ascii="Aptos" w:eastAsiaTheme="minorHAnsi" w:hAnsi="Aptos" w:cstheme="minorBidi"/>
-          <w:color w:val="auto"/>
-          <w:sz w:val="22"/>
-          <w:szCs w:val="22"/>
-        </w:rPr>
-      </w:pPr>
-      <w:r>
-        <w:rPr>
-          <w:rFonts w:ascii="Aptos" w:eastAsiaTheme="minorHAnsi" w:hAnsi="Aptos" w:cstheme="minorBidi"/>
-          <w:color w:val="auto"/>
-          <w:sz w:val="22"/>
-          <w:szCs w:val="22"/>
-        </w:rPr>
-        <w:t xml:space="preserve">This places the entity in Anlage 1, Sektor 6 "Digitale Infrastruktur", Einrichtungsart "IKT-Dienstleistungsmanagement (B2B)" — managed ICT service provision to business customers.</w:t>
-      </w:r>
-    </w:p>
-    <w:p>
-      <w:pPr>
-        <w:pStyle w:val="Heading2"/>
-        <w:rPr>
-          <w:rFonts w:ascii="Aptos" w:eastAsiaTheme="minorHAnsi" w:hAnsi="Aptos" w:cstheme="minorBidi"/>
-          <w:color w:val="auto"/>
-          <w:sz w:val="22"/>
-          <w:szCs w:val="22"/>
-        </w:rPr>
-      </w:pPr>
-      <w:r>
-        <w:rPr>
-          <w:rFonts w:ascii="Aptos" w:eastAsiaTheme="minorHAnsi" w:hAnsi="Aptos" w:cstheme="minorBidi"/>
-          <w:color w:val="auto"/>
-          <w:sz w:val="22"/>
-          <w:szCs w:val="22"/>
-        </w:rPr>
-        <w:t xml:space="preserve">An earlier internal position classified the entity against NIS2 Annex II, the providers of digital services (online marketplaces, search engines and social networks). That position was wrong and has been withdrawn. Annex II covers consumer-facing digital services; MunichTech provides none of the three listed service types.</w:t>
-      </w:r>
-    </w:p>
-    <w:p>
-      <w:pPr>
-        <w:rPr>
-          <w:rFonts w:ascii="Aptos" w:hAnsi="Aptos"/>
-        </w:rPr>
-      </w:pPr>
-    </w:p>
-    <w:p>
-      <w:pPr>
-        <w:pStyle w:val="Heading5"/>
-        <w:rPr>
-          <w:rFonts w:ascii="Aptos" w:hAnsi="Aptos"/>
-          <w:color w:val="1F4E79" w:themeColor="accent1" w:themeShade="80"/>
-        </w:rPr>
-      </w:pPr>
-      <w:r>
-        <w:rPr>
-          <w:rFonts w:ascii="Aptos" w:hAnsi="Aptos"/>
-          <w:color w:val="1F4E79" w:themeColor="accent1" w:themeShade="80"/>
-        </w:rPr>
-        <w:t xml:space="preserve">3.2 Criterion 2 — Establishment in Germany</w:t>
-      </w:r>
-    </w:p>
-    <w:p>
-      <w:pPr>
-        <w:pStyle w:val="Heading2"/>
-        <w:rPr>
-          <w:rFonts w:ascii="Aptos" w:eastAsiaTheme="minorHAnsi" w:hAnsi="Aptos" w:cstheme="minorBidi"/>
-          <w:color w:val="auto"/>
-          <w:sz w:val="22"/>
-          <w:szCs w:val="22"/>
-        </w:rPr>
-      </w:pPr>
-      <w:r>
-        <w:rPr>
-          <w:rFonts w:ascii="Aptos" w:eastAsiaTheme="minorHAnsi" w:hAnsi="Aptos" w:cstheme="minorBidi"/>
-          <w:color w:val="auto"/>
-          <w:sz w:val="22"/>
-          <w:szCs w:val="22"/>
-        </w:rPr>
-        <w:t xml:space="preserve">MunichTech GmbH is incorporated and headquartered in Munich and provides its services from Germany. No establishment exists in another Member State, so the BSI is the competent authority and no cross-border coordination under NIS2 Art. 26 arises.</w:t>
-      </w:r>
-    </w:p>
-    <w:p>
-      <w:pPr>
-        <w:rPr>
-          <w:rFonts w:ascii="Aptos" w:hAnsi="Aptos"/>
-        </w:rPr>
-      </w:pPr>
-    </w:p>
-    <w:p>
-      <w:pPr>
-        <w:pStyle w:val="Heading5"/>
-        <w:rPr>
-          <w:rFonts w:ascii="Aptos" w:hAnsi="Aptos"/>
-          <w:color w:val="1F4E79" w:themeColor="accent1" w:themeShade="80"/>
-        </w:rPr>
-      </w:pPr>
-      <w:r>
-        <w:rPr>
-          <w:rFonts w:ascii="Aptos" w:hAnsi="Aptos"/>
-          <w:color w:val="1F4E79" w:themeColor="accent1" w:themeShade="80"/>
-        </w:rPr>
-        <w:t xml:space="preserve">3.3 Criterion 3 — Size test</w:t>
-      </w:r>
-    </w:p>
-    <w:p>
-      <w:pPr>
-        <w:pStyle w:val="Heading2"/>
-        <w:rPr>
-          <w:rFonts w:ascii="Aptos" w:eastAsiaTheme="minorHAnsi" w:hAnsi="Aptos" w:cstheme="minorBidi"/>
-          <w:color w:val="auto"/>
-          <w:sz w:val="22"/>
-          <w:szCs w:val="22"/>
-        </w:rPr>
-      </w:pPr>
-      <w:r>
-        <w:rPr>
-          <w:rFonts w:ascii="Aptos" w:eastAsiaTheme="minorHAnsi" w:hAnsi="Aptos" w:cstheme="minorBidi"/>
-          <w:color w:val="auto"/>
-          <w:sz w:val="22"/>
-          <w:szCs w:val="22"/>
-        </w:rPr>
-        <w:t xml:space="preserve">The size test is applied to the entity as a whole, not to a business unit, customer segment or product line:</w:t>
+        <w:t xml:space="preserve">§ 38 BSIG — management-body accountability and training (NIS2 Art. 20).</w:t>
       </w:r>
     </w:p>
     <w:p>
@@ -1443,7 +1262,275 @@
           <w:sz w:val="22"/>
           <w:szCs w:val="22"/>
         </w:rPr>
-        <w:t xml:space="preserve">Employees: 50, by headcount and by full-time equivalent. The medium-sized threshold is 50 or more.</w:t>
+        <w:t xml:space="preserve">§ 65 BSIG — administrative fines (NIS2 Art. 34).</w:t>
+      </w:r>
+    </w:p>
+    <w:p>
+      <w:pPr>
+        <w:rPr>
+          <w:rFonts w:ascii="Aptos" w:hAnsi="Aptos"/>
+        </w:rPr>
+      </w:pPr>
+    </w:p>
+    <w:p>
+      <w:pPr>
+        <w:pStyle w:val="Heading5"/>
+        <w:rPr>
+          <w:rFonts w:ascii="Aptos" w:hAnsi="Aptos"/>
+          <w:color w:val="1F4E79" w:themeColor="accent1" w:themeShade="80"/>
+        </w:rPr>
+      </w:pPr>
+      <w:r>
+        <w:rPr>
+          <w:rFonts w:ascii="Aptos" w:hAnsi="Aptos"/>
+          <w:color w:val="1F4E79" w:themeColor="accent1" w:themeShade="80"/>
+        </w:rPr>
+        <w:t xml:space="preserve">2.2 Why a documented self-assessment</w:t>
+      </w:r>
+    </w:p>
+    <w:p>
+      <w:pPr>
+        <w:pStyle w:val="Heading2"/>
+        <w:rPr>
+          <w:rFonts w:ascii="Aptos" w:eastAsiaTheme="minorHAnsi" w:hAnsi="Aptos" w:cstheme="minorBidi"/>
+          <w:color w:val="auto"/>
+          <w:sz w:val="22"/>
+          <w:szCs w:val="22"/>
+        </w:rPr>
+      </w:pPr>
+      <w:r>
+        <w:rPr>
+          <w:rFonts w:ascii="Aptos" w:eastAsiaTheme="minorHAnsi" w:hAnsi="Aptos" w:cstheme="minorBidi"/>
+          <w:color w:val="auto"/>
+          <w:sz w:val="22"/>
+          <w:szCs w:val="22"/>
+        </w:rPr>
+        <w:t xml:space="preserve">The BSIG does not require the BSI to certify an entity's status before obligations attach. An entity that meets the scope criteria is subject to those obligations of its own motion, and the burden of showing that it assessed its position correctly rests with the entity. A written, dated and approved Betroffenheitsprüfung is therefore the only reliable evidence that the decision was taken deliberately rather than assumed.</w:t>
+      </w:r>
+    </w:p>
+    <w:p>
+      <w:pPr>
+        <w:rPr>
+          <w:rFonts w:ascii="Aptos" w:hAnsi="Aptos"/>
+        </w:rPr>
+      </w:pPr>
+    </w:p>
+    <w:p>
+      <w:pPr>
+        <w:pStyle w:val="Heading2"/>
+        <w:rPr>
+          <w:rFonts w:ascii="Aptos" w:hAnsi="Aptos"/>
+          <w:color w:val="1F4E79" w:themeColor="accent1" w:themeShade="80"/>
+        </w:rPr>
+      </w:pPr>
+      <w:r>
+        <w:rPr>
+          <w:rFonts w:ascii="Aptos" w:hAnsi="Aptos"/>
+          <w:color w:val="1F4E79" w:themeColor="accent1" w:themeShade="80"/>
+        </w:rPr>
+        <w:t xml:space="preserve">3. Self-Assessment of Applicability</w:t>
+      </w:r>
+    </w:p>
+    <w:p>
+      <w:pPr>
+        <w:pStyle w:val="Heading2"/>
+        <w:rPr>
+          <w:rFonts w:ascii="Aptos" w:eastAsiaTheme="minorHAnsi" w:hAnsi="Aptos" w:cstheme="minorBidi"/>
+          <w:color w:val="auto"/>
+          <w:sz w:val="22"/>
+          <w:szCs w:val="22"/>
+        </w:rPr>
+      </w:pPr>
+      <w:r>
+        <w:rPr>
+          <w:rFonts w:ascii="Aptos" w:eastAsiaTheme="minorHAnsi" w:hAnsi="Aptos" w:cstheme="minorBidi"/>
+          <w:color w:val="auto"/>
+          <w:sz w:val="22"/>
+          <w:szCs w:val="22"/>
+        </w:rPr>
+        <w:t xml:space="preserve">Applicability was assessed on [Date] against the three cumulative criteria of § 28 BSIG: a listed sector and entity type, establishment in Germany, and satisfaction of the size test.</w:t>
+      </w:r>
+    </w:p>
+    <w:p>
+      <w:pPr>
+        <w:pStyle w:val="Heading5"/>
+        <w:rPr>
+          <w:rFonts w:ascii="Aptos" w:hAnsi="Aptos"/>
+          <w:color w:val="1F4E79" w:themeColor="accent1" w:themeShade="80"/>
+        </w:rPr>
+      </w:pPr>
+      <w:r>
+        <w:rPr>
+          <w:rFonts w:ascii="Aptos" w:hAnsi="Aptos"/>
+          <w:color w:val="1F4E79" w:themeColor="accent1" w:themeShade="80"/>
+        </w:rPr>
+        <w:t xml:space="preserve">3.1 Criterion 1 — Sector and entity type</w:t>
+      </w:r>
+    </w:p>
+    <w:p>
+      <w:pPr>
+        <w:pStyle w:val="Heading2"/>
+        <w:rPr>
+          <w:rFonts w:ascii="Aptos" w:eastAsiaTheme="minorHAnsi" w:hAnsi="Aptos" w:cstheme="minorBidi"/>
+          <w:color w:val="auto"/>
+          <w:sz w:val="22"/>
+          <w:szCs w:val="22"/>
+        </w:rPr>
+      </w:pPr>
+      <w:r>
+        <w:rPr>
+          <w:rFonts w:ascii="Aptos" w:eastAsiaTheme="minorHAnsi" w:hAnsi="Aptos" w:cstheme="minorBidi"/>
+          <w:color w:val="auto"/>
+          <w:sz w:val="22"/>
+          <w:szCs w:val="22"/>
+        </w:rPr>
+        <w:t xml:space="preserve">MunichTech GmbH operates a B2B SaaS platform supplying financial-data analytics and data-processing services to banks, insurers and asset managers. The service is delivered as a multi-tenant cloud service: clients obtain on-demand access over the internet to analytics capacity that MunichTech provisions, scales and operates on a shared pool of computing resources, rather than receiving software to install and run on systems of their own.</w:t>
+      </w:r>
+    </w:p>
+    <w:p>
+      <w:pPr>
+        <w:pStyle w:val="Heading2"/>
+        <w:rPr>
+          <w:rFonts w:ascii="Aptos" w:eastAsiaTheme="minorHAnsi" w:hAnsi="Aptos" w:cstheme="minorBidi"/>
+          <w:color w:val="auto"/>
+          <w:sz w:val="22"/>
+          <w:szCs w:val="22"/>
+        </w:rPr>
+      </w:pPr>
+      <w:r>
+        <w:rPr>
+          <w:rFonts w:ascii="Aptos" w:eastAsiaTheme="minorHAnsi" w:hAnsi="Aptos" w:cstheme="minorBidi"/>
+          <w:color w:val="auto"/>
+          <w:sz w:val="22"/>
+          <w:szCs w:val="22"/>
+        </w:rPr>
+        <w:t xml:space="preserve">This places the entity in Anlage 1, Sektor 6 "Digitale Infrastruktur", Einrichtungsart Nr. 6.1.4 — Anbieter von Cloud-Computing-Diensten. The definition in § 2 Nr. 4 BSIG is met on its own terms: MunichTech provides a digital service that enables, on demand, the administration of a scalable and elastic pool of shared computing resources together with comprehensive remote access to that pool, and the fact that the resources are distributed across several locations does not alter that.</w:t>
+      </w:r>
+    </w:p>
+    <w:p>
+      <w:pPr>
+        <w:pStyle w:val="Heading2"/>
+        <w:rPr>
+          <w:rFonts w:ascii="Aptos" w:eastAsiaTheme="minorHAnsi" w:hAnsi="Aptos" w:cstheme="minorBidi"/>
+          <w:color w:val="auto"/>
+          <w:sz w:val="22"/>
+          <w:szCs w:val="22"/>
+        </w:rPr>
+      </w:pPr>
+      <w:r>
+        <w:rPr>
+          <w:rFonts w:ascii="Aptos" w:eastAsiaTheme="minorHAnsi" w:hAnsi="Aptos" w:cstheme="minorBidi"/>
+          <w:color w:val="auto"/>
+          <w:sz w:val="22"/>
+          <w:szCs w:val="22"/>
+        </w:rPr>
+        <w:t xml:space="preserve">The adjacent Einrichtungsarten 6.1.10 (Managed Services Provider) and 6.1.11 (Managed Security Services Provider) were considered and rejected. § 2 Nr. 26 BSIG defines a managed service provider as one that installs, administers, operates or maintains ICT products, networks, infrastructure, applications or other network and information systems in support of, or by actively managing, a customer's systems, whether on the customer’s premises or remotely. MunichTech does not administer or monitor systems belonging to its clients. It operates one platform of its own and returns analytics derived from data that clients submit to it, which is the supply of a cloud service, not the management of a third party’s ICT estate. Einrichtungsart 6.1.11 fails for the same reason and, additionally, because MunichTech provides no cybersecurity risk-management services to third parties, which is what distinguishes an MSSP from an MSP.</w:t>
+      </w:r>
+    </w:p>
+    <w:p>
+      <w:pPr>
+        <w:pStyle w:val="Heading2"/>
+        <w:rPr>
+          <w:rFonts w:ascii="Aptos" w:eastAsiaTheme="minorHAnsi" w:hAnsi="Aptos" w:cstheme="minorBidi"/>
+          <w:color w:val="auto"/>
+          <w:sz w:val="22"/>
+          <w:szCs w:val="22"/>
+        </w:rPr>
+      </w:pPr>
+      <w:r>
+        <w:rPr>
+          <w:rFonts w:ascii="Aptos" w:eastAsiaTheme="minorHAnsi" w:hAnsi="Aptos" w:cstheme="minorBidi"/>
+          <w:color w:val="auto"/>
+          <w:sz w:val="22"/>
+          <w:szCs w:val="22"/>
+        </w:rPr>
+        <w:t xml:space="preserve">An earlier internal position classified the entity against NIS2 Annex II, the providers of digital services (online marketplaces, search engines and social networks). That position was wrong and has been withdrawn. Annex II covers consumer-facing digital services; MunichTech provides none of the three listed service types. A second position, recorded in versions of this document up to 1.0, classified the entity as "IKT-Dienstleistungsmanagement (B2B)" — a category that does not exist in Anlage 1, and one carried over from the wording of NIS2 Annex I, which Germany split into Einrichtungsarten 6.1.10 and 6.1.11. That position has also been withdrawn, for the reasons set out above.</w:t>
+      </w:r>
+    </w:p>
+    <w:p>
+      <w:pPr>
+        <w:rPr>
+          <w:rFonts w:ascii="Aptos" w:hAnsi="Aptos"/>
+        </w:rPr>
+      </w:pPr>
+    </w:p>
+    <w:p>
+      <w:pPr>
+        <w:pStyle w:val="Heading5"/>
+        <w:rPr>
+          <w:rFonts w:ascii="Aptos" w:hAnsi="Aptos"/>
+          <w:color w:val="1F4E79" w:themeColor="accent1" w:themeShade="80"/>
+        </w:rPr>
+      </w:pPr>
+      <w:r>
+        <w:rPr>
+          <w:rFonts w:ascii="Aptos" w:hAnsi="Aptos"/>
+          <w:color w:val="1F4E79" w:themeColor="accent1" w:themeShade="80"/>
+        </w:rPr>
+        <w:t xml:space="preserve">3.2 Criterion 2 — Establishment in Germany</w:t>
+      </w:r>
+    </w:p>
+    <w:p>
+      <w:pPr>
+        <w:pStyle w:val="Heading2"/>
+        <w:rPr>
+          <w:rFonts w:ascii="Aptos" w:eastAsiaTheme="minorHAnsi" w:hAnsi="Aptos" w:cstheme="minorBidi"/>
+          <w:color w:val="auto"/>
+          <w:sz w:val="22"/>
+          <w:szCs w:val="22"/>
+        </w:rPr>
+      </w:pPr>
+      <w:r>
+        <w:rPr>
+          <w:rFonts w:ascii="Aptos" w:eastAsiaTheme="minorHAnsi" w:hAnsi="Aptos" w:cstheme="minorBidi"/>
+          <w:color w:val="auto"/>
+          <w:sz w:val="22"/>
+          <w:szCs w:val="22"/>
+        </w:rPr>
+        <w:t xml:space="preserve">MunichTech GmbH is incorporated and headquartered in Munich and provides its services from Germany. No establishment exists in another Member State, so the BSI is the competent authority and no cross-border coordination under NIS2 Art. 26 arises.</w:t>
+      </w:r>
+    </w:p>
+    <w:p>
+      <w:pPr>
+        <w:rPr>
+          <w:rFonts w:ascii="Aptos" w:hAnsi="Aptos"/>
+        </w:rPr>
+      </w:pPr>
+    </w:p>
+    <w:p>
+      <w:pPr>
+        <w:pStyle w:val="Heading5"/>
+        <w:rPr>
+          <w:rFonts w:ascii="Aptos" w:hAnsi="Aptos"/>
+          <w:color w:val="1F4E79" w:themeColor="accent1" w:themeShade="80"/>
+        </w:rPr>
+      </w:pPr>
+      <w:r>
+        <w:rPr>
+          <w:rFonts w:ascii="Aptos" w:hAnsi="Aptos"/>
+          <w:color w:val="1F4E79" w:themeColor="accent1" w:themeShade="80"/>
+        </w:rPr>
+        <w:t xml:space="preserve">3.3 Criterion 3 — Size test</w:t>
+      </w:r>
+    </w:p>
+    <w:p>
+      <w:pPr>
+        <w:pStyle w:val="Heading2"/>
+        <w:rPr>
+          <w:rFonts w:ascii="Aptos" w:eastAsiaTheme="minorHAnsi" w:hAnsi="Aptos" w:cstheme="minorBidi"/>
+          <w:color w:val="auto"/>
+          <w:sz w:val="22"/>
+          <w:szCs w:val="22"/>
+        </w:rPr>
+      </w:pPr>
+      <w:r>
+        <w:rPr>
+          <w:rFonts w:ascii="Aptos" w:eastAsiaTheme="minorHAnsi" w:hAnsi="Aptos" w:cstheme="minorBidi"/>
+          <w:color w:val="auto"/>
+          <w:sz w:val="22"/>
+          <w:szCs w:val="22"/>
+        </w:rPr>
+        <w:t xml:space="preserve">The size test is applied to the entity as a whole, not to a business unit, customer segment or product line:</w:t>
       </w:r>
     </w:p>
     <w:p>
@@ -1467,7 +1554,7 @@
           <w:sz w:val="22"/>
           <w:szCs w:val="22"/>
         </w:rPr>
-        <w:t xml:space="preserve">Annual turnover: EUR 12.4 million. The financial threshold is more than EUR 10 million.</w:t>
+        <w:t xml:space="preserve">Employees: 50, by headcount and by full-time equivalent. The medium-sized threshold is 50 or more.</w:t>
       </w:r>
     </w:p>
     <w:p>
@@ -1491,12 +1578,16 @@
           <w:sz w:val="22"/>
           <w:szCs w:val="22"/>
         </w:rPr>
-        <w:t xml:space="preserve">Balance-sheet total: below the EUR 10 million alternative limb. It is not decisive here, because the headcount and turnover limbs are each satisfied independently.</w:t>
+        <w:t xml:space="preserve">Annual turnover: EUR 12.4 million. The financial threshold is more than EUR 10 million.</w:t>
       </w:r>
     </w:p>
     <w:p>
       <w:pPr>
         <w:pStyle w:val="Heading2"/>
+        <w:numPr>
+          <w:ilvl w:val="0"/>
+          <w:numId w:val="3"/>
+        </w:numPr>
         <w:rPr>
           <w:rFonts w:ascii="Aptos" w:eastAsiaTheme="minorHAnsi" w:hAnsi="Aptos" w:cstheme="minorBidi"/>
           <w:color w:val="auto"/>
@@ -1511,7 +1602,27 @@
           <w:sz w:val="22"/>
           <w:szCs w:val="22"/>
         </w:rPr>
-        <w:t xml:space="preserve">Both limbs of the size test point the same way, so the conclusion does not depend on which limb is applied or on how the headcount is rounded.</w:t>
+        <w:t xml:space="preserve">Balance-sheet total: below EUR 10 million. That matters, because § 28(2) Nr. 3 BSIG offers two alternative routes and its financial route requires a turnover above EUR 10 million and, in addition, a balance-sheet total above EUR 10 million. The entity does not meet the financial route.</w:t>
+      </w:r>
+    </w:p>
+    <w:p>
+      <w:pPr>
+        <w:pStyle w:val="Heading2"/>
+        <w:rPr>
+          <w:rFonts w:ascii="Aptos" w:eastAsiaTheme="minorHAnsi" w:hAnsi="Aptos" w:cstheme="minorBidi"/>
+          <w:color w:val="auto"/>
+          <w:sz w:val="22"/>
+          <w:szCs w:val="22"/>
+        </w:rPr>
+      </w:pPr>
+      <w:r>
+        <w:rPr>
+          <w:rFonts w:ascii="Aptos" w:eastAsiaTheme="minorHAnsi" w:hAnsi="Aptos" w:cstheme="minorBidi"/>
+          <w:color w:val="auto"/>
+          <w:sz w:val="22"/>
+          <w:szCs w:val="22"/>
+        </w:rPr>
+        <w:t xml:space="preserve">The conclusion therefore rests on the headcount route in § 28(2) Nr. 3 lit. a alone: at 50 employees the entity employs at least 50 employees within the meaning of that provision, whatever view is taken of the financial route. It is not sensitive to the balance-sheet figure, but it is sensitive to headcount, which is why a fall to 49 or below is a review trigger in Section 9.</w:t>
       </w:r>
     </w:p>
     <w:p>
@@ -1556,7 +1667,7 @@
           <w:sz w:val="22"/>
           <w:szCs w:val="22"/>
         </w:rPr>
-        <w:t xml:space="preserve">Result: </w:t>
+        <w:t xml:space="preserve">Result: MunichTech GmbH is a wichtige Einrichtung within the meaning of § 28(2) BSIG, Anlage 1, Sektor 6, Einrichtungsart Nr. 6.1.4 (Anbieter von Cloud-Computing-Diensten).</w:t>
       </w:r>
       <w:r>
         <w:rPr>
@@ -1565,7 +1676,7 @@
           <w:sz w:val="22"/>
           <w:szCs w:val="22"/>
         </w:rPr>
-        <w:t xml:space="preserve">MunichTech GmbH is a wichtige Einrichtung within the meaning of § 28(2) BSIG, Anlage 1, Sektor 6. The obligations of the BSIG applied to the entity in full from 6 December 2025, independently of the registration date.</w:t>
+        <w:t xml:space="preserve"> The obligations of the BSIG applied to the entity in full from 6 December 2025, independently of the registration date.</w:t>
       </w:r>
     </w:p>
     <w:p>
@@ -1671,7 +1782,7 @@
           <w:rFonts w:ascii="Aptos" w:hAnsi="Aptos"/>
           <w:color w:val="1F4E79" w:themeColor="accent1" w:themeShade="80"/>
         </w:rPr>
-        <w:t xml:space="preserve">5. Registration under § 33 BSIG</w:t>
+        <w:t xml:space="preserve">5. Registration under §§ 33 and 34 BSIG</w:t>
       </w:r>
     </w:p>
     <w:p>
@@ -1803,7 +1914,7 @@
           <w:sz w:val="22"/>
           <w:szCs w:val="22"/>
         </w:rPr>
-        <w:t xml:space="preserve">Registration was completed ahead of the statutory deadline, leaving room to correct any field the BSI subsequently queries without the entity falling into breach.</w:t>
+        <w:t xml:space="preserve">Registration was completed ahead of the statutory deadline, leaving room to correct any field the BSI subsequently queries without the entity falling into breach. That allowance was used. The October 2026 re-assessment described in Section 9 found that the Einrichtungsart recorded at registration had been carried over from the NIS2 Annex I label rather than taken from Anlage 1, and that the public IP address field, which § 33(1) Nr. 2 BSIG requires, had been answered "not applicable" when the accurate answer was "no allocation held". The corrected data set was filed under § 33(5) BSIG on 21 October 2026, and the corresponding notification under § 34(2) BSIG was filed on the same date.</w:t>
       </w:r>
     </w:p>
     <w:p>
@@ -1846,7 +1957,7 @@
           <w:sz w:val="22"/>
           <w:szCs w:val="22"/>
         </w:rPr>
-        <w:t xml:space="preserve">Registration followed the two-step route operated by the BSI. Access is federated through Mein Unternehmenskonto (MUK), and the entity data set is then entered in the BSI registration portal. Because the MUK account authenticates the legal entity rather than a natural person, the registration is bound to MunichTech GmbH; the named contact point can change without re-registering the entity.</w:t>
+        <w:t xml:space="preserve">Registration followed the two-step route operated by the BSI. Access is federated through Mein Unternehmenskonto (MUK), and the entity data set is then entered in the BSI registration portal. Because the MUK account authenticates the legal entity rather than a natural person, the registration is bound to MunichTech GmbH; the named contact point can change without re-registering the entity. Because MunichTech is an Einrichtungsart named in § 60(1) sentence 1 BSIG, the § 33 registration is accompanied by the extended submission required by § 34 BSIG. The two are cumulative rather than alternative: § 33 registers the entity, and § 34 adds the data set the BSI needs in order to exercise the central competence it holds for the whole Union under § 60(1), which rests with it because the entity's EU headquarters is in Germany. Under § 34(3) the BSI forwards that data set to ENISA, with the exception of the public IP address ranges.</w:t>
       </w:r>
     </w:p>
     <w:p>
@@ -1889,7 +2000,7 @@
           <w:sz w:val="22"/>
           <w:szCs w:val="22"/>
         </w:rPr>
-        <w:t xml:space="preserve">The following fields were submitted. This table is the authoritative internal copy of the registration content and is the baseline for any later update:</w:t>
+        <w:t xml:space="preserve">The following fields were submitted. This table is the internal record of the registration content, restated as corrected in October 2026, and is the baseline for any later update. The portal submission remains the authoritative copy of the filed data set; where the two diverge, the portal copy governs and this table is corrected to match it.</w:t>
       </w:r>
     </w:p>
     <w:tbl>
@@ -2121,7 +2232,7 @@
               <w:rPr>
                 <w:rFonts w:ascii="Aptos" w:hAnsi="Aptos"/>
               </w:rPr>
-              <w:t xml:space="preserve">Anlage 1, Sektor 6 — Digitale Infrastruktur</w:t>
+              <w:t xml:space="preserve">Anlage 1, Sektor 6 — Digitale Infrastruktur, Nr. 6.1.4</w:t>
             </w:r>
           </w:p>
         </w:tc>
@@ -2164,7 +2275,7 @@
               <w:rPr>
                 <w:rFonts w:ascii="Aptos" w:hAnsi="Aptos"/>
               </w:rPr>
-              <w:t xml:space="preserve">IKT-Dienstleistungsmanagement (B2B)</w:t>
+              <w:t xml:space="preserve">Anbieter von Cloud-Computing-Diensten</w:t>
             </w:r>
           </w:p>
         </w:tc>
@@ -2379,7 +2490,7 @@
               <w:rPr>
                 <w:rFonts w:ascii="Aptos" w:hAnsi="Aptos"/>
               </w:rPr>
-              <w:t xml:space="preserve">Not applicable — no publicly routable IP range is operated by the entity</w:t>
+              <w:t xml:space="preserve">No allocation held. MunichTech holds no provider-independent address space and no allocation from a regional internet registry; its platform is reachable only through AWS-managed addresses (Elastic Load Balancing, CloudFront), which rotate and cannot honestly be described as the entity's own ranges. Because § 33(1) Nr. 2 and § 34(1) Nr. 6 BSIG both require the statement, the filings record that fact and the reason rather than leaving the field blank.</w:t>
             </w:r>
           </w:p>
         </w:tc>
@@ -2541,6 +2652,54 @@
           <w:szCs w:val="22"/>
         </w:rPr>
         <w:t xml:space="preserve">EV-REG-003 — MUK account record identifying MunichTech GmbH as the authenticated legal entity.</w:t>
+      </w:r>
+    </w:p>
+    <w:p>
+      <w:pPr>
+        <w:pStyle w:val="Heading2"/>
+        <w:numPr>
+          <w:ilvl w:val="0"/>
+          <w:numId w:val="3"/>
+        </w:numPr>
+        <w:rPr>
+          <w:rFonts w:ascii="Aptos" w:eastAsiaTheme="minorHAnsi" w:hAnsi="Aptos" w:cstheme="minorBidi"/>
+          <w:color w:val="auto"/>
+          <w:sz w:val="22"/>
+          <w:szCs w:val="22"/>
+        </w:rPr>
+      </w:pPr>
+      <w:r>
+        <w:rPr>
+          <w:rFonts w:ascii="Aptos" w:eastAsiaTheme="minorHAnsi" w:hAnsi="Aptos" w:cstheme="minorBidi"/>
+          <w:color w:val="auto"/>
+          <w:sz w:val="22"/>
+          <w:szCs w:val="22"/>
+        </w:rPr>
+        <w:t xml:space="preserve">EV-REG-004 — corrected data set filed under § 33(5) BSIG, timestamped 21 October 2026: Einrichtungsart changed to Anlage 1 Nr. 6.1.4 and the public IP address field completed.</w:t>
+      </w:r>
+    </w:p>
+    <w:p>
+      <w:pPr>
+        <w:pStyle w:val="Heading2"/>
+        <w:numPr>
+          <w:ilvl w:val="0"/>
+          <w:numId w:val="3"/>
+        </w:numPr>
+        <w:rPr>
+          <w:rFonts w:ascii="Aptos" w:eastAsiaTheme="minorHAnsi" w:hAnsi="Aptos" w:cstheme="minorBidi"/>
+          <w:color w:val="auto"/>
+          <w:sz w:val="22"/>
+          <w:szCs w:val="22"/>
+        </w:rPr>
+      </w:pPr>
+      <w:r>
+        <w:rPr>
+          <w:rFonts w:ascii="Aptos" w:eastAsiaTheme="minorHAnsi" w:hAnsi="Aptos" w:cstheme="minorBidi"/>
+          <w:color w:val="auto"/>
+          <w:sz w:val="22"/>
+          <w:szCs w:val="22"/>
+        </w:rPr>
+        <w:t xml:space="preserve">EV-REG-005 — notification under § 34(2) BSIG of the same change to the extended data set, timestamped 21 October 2026.</w:t>
       </w:r>
     </w:p>
     <w:p>
@@ -2774,7 +2933,7 @@
               <w:rPr>
                 <w:rFonts w:ascii="Aptos" w:hAnsi="Aptos"/>
               </w:rPr>
-              <w:t xml:space="preserve">Risk-management measures across the ten NIS2 Art. 21 areas</w:t>
+              <w:t xml:space="preserve">Risk-management measures across the ten NIS2 Art. 21 areas, and the technical and methodological requirements of the Art. 21(5) implementing act where it takes precedence (§ 30(3))</w:t>
             </w:r>
           </w:p>
         </w:tc>
@@ -2937,6 +3096,68 @@
                 <w:rFonts w:ascii="Aptos" w:hAnsi="Aptos"/>
               </w:rPr>
               <w:t xml:space="preserve">This record</w:t>
+            </w:r>
+          </w:p>
+        </w:tc>
+      </w:tr>
+      <w:tr>
+        <w:trPr>
+          <w:cantSplit/>
+        </w:trPr>
+        <w:tc>
+          <w:tcPr>
+            <w:tcW w:w="3000" w:type="dxa"/>
+            <w:vAlign w:val="center"/>
+          </w:tcPr>
+          <w:p>
+            <w:pPr>
+              <w:rPr>
+                <w:rFonts w:ascii="Aptos" w:hAnsi="Aptos"/>
+              </w:rPr>
+            </w:pPr>
+            <w:r>
+              <w:rPr>
+                <w:rFonts w:ascii="Aptos" w:hAnsi="Aptos"/>
+              </w:rPr>
+              <w:t xml:space="preserve">Extended registration content under § 60(1) BSIG, and notification of changes to it within three months</w:t>
+            </w:r>
+          </w:p>
+        </w:tc>
+        <w:tc>
+          <w:tcPr>
+            <w:tcW w:w="2400" w:type="dxa"/>
+            <w:vAlign w:val="center"/>
+          </w:tcPr>
+          <w:p>
+            <w:pPr>
+              <w:rPr>
+                <w:rFonts w:ascii="Aptos" w:hAnsi="Aptos"/>
+              </w:rPr>
+            </w:pPr>
+            <w:r>
+              <w:rPr>
+                <w:rFonts w:ascii="Aptos" w:hAnsi="Aptos"/>
+              </w:rPr>
+              <w:t xml:space="preserve">§ 34 BSIG</w:t>
+            </w:r>
+          </w:p>
+        </w:tc>
+        <w:tc>
+          <w:tcPr>
+            <w:tcW w:w="3960" w:type="dxa"/>
+            <w:vAlign w:val="center"/>
+          </w:tcPr>
+          <w:p>
+            <w:pPr>
+              <w:rPr>
+                <w:rFonts w:ascii="Aptos" w:hAnsi="Aptos"/>
+              </w:rPr>
+            </w:pPr>
+            <w:r>
+              <w:rPr>
+                <w:rFonts w:ascii="Aptos" w:hAnsi="Aptos"/>
+              </w:rPr>
+              <w:t xml:space="preserve">This record, Section 5</w:t>
             </w:r>
           </w:p>
         </w:tc>
@@ -3567,7 +3788,7 @@
           <w:sz w:val="22"/>
           <w:szCs w:val="22"/>
         </w:rPr>
-        <w:t xml:space="preserve">A BSI publication that changes the sector mapping or the interpretation of the size test.</w:t>
+        <w:t xml:space="preserve">A BSI publication that changes the sector mapping or the interpretation of the size test, or the entry into force of a Commission implementing act under NIS2 Art. 21(5) that binds the entity through § 30(3).</w:t>
       </w:r>
     </w:p>
     <w:p>
@@ -3611,7 +3832,7 @@
           <w:sz w:val="22"/>
           <w:szCs w:val="22"/>
         </w:rPr>
-        <w:t xml:space="preserve">A revised assessment never silently overwrites this one. Each re-assessment is issued as a new version with its own revision-history row, and the superseded version is retained as evidence of how the position evolved.</w:t>
+        <w:t xml:space="preserve">A revised assessment never silently overwrites this one. Each re-assessment is issued as a new version with its own revision-history row, and the superseded version is retained as evidence of how the position evolved. Two clocks govern the record itself and must not be conflated: a change to the § 33 data set is filed without undue delay and at the latest within two weeks of the entity becoming aware of it (§ 33(5)), while a change to the § 34 data set is filed without undue delay and at the latest within three months (§ 34(2)). A re-assessment that changes no filed field requires no filing; one that changes a field starts that clock on the day the change is known.</w:t>
       </w:r>
     </w:p>
     <w:p>
@@ -3775,6 +3996,30 @@
           <w:szCs w:val="22"/>
         </w:rPr>
         <w:t xml:space="preserve">It evidences an internal decision, not compliance with §§ 30, 32 and 38 BSIG. Those obligations are evidenced by their own artifacts.</w:t>
+      </w:r>
+    </w:p>
+    <w:p>
+      <w:pPr>
+        <w:pStyle w:val="Heading2"/>
+        <w:numPr>
+          <w:ilvl w:val="0"/>
+          <w:numId w:val="3"/>
+        </w:numPr>
+        <w:rPr>
+          <w:rFonts w:ascii="Aptos" w:eastAsiaTheme="minorHAnsi" w:hAnsi="Aptos" w:cstheme="minorBidi"/>
+          <w:color w:val="auto"/>
+          <w:sz w:val="22"/>
+          <w:szCs w:val="22"/>
+        </w:rPr>
+      </w:pPr>
+      <w:r>
+        <w:rPr>
+          <w:rFonts w:ascii="Aptos" w:eastAsiaTheme="minorHAnsi" w:hAnsi="Aptos" w:cstheme="minorBidi"/>
+          <w:color w:val="auto"/>
+          <w:sz w:val="22"/>
+          <w:szCs w:val="22"/>
+        </w:rPr>
+        <w:t xml:space="preserve">Version 1.1 changes the Einrichtungsart recorded in version 1.0. "IKT-Dienstleistungsmanagement (B2B)" is not an Einrichtungsart in Anlage 1 BSIG; the entity is an Anbieter von Cloud-Computing-Diensten under Nr. 6.1.4. The correction does not change the entity category, the obligations that apply or the fine tier, but it does change the registration route, because Nr. 6.1.4 is one of the Einrichtungsarten listed in § 60(1) sentence 1 BSIG.</w:t>
       </w:r>
     </w:p>
     <w:p>

--- a/4_Regulatory_Compliance/MT-NIS2-REG-001_v1.1_nis2-registration-record.docx
+++ b/4_Regulatory_Compliance/MT-NIS2-REG-001_v1.1_nis2-registration-record.docx
@@ -435,7 +435,7 @@
               <w:rPr>
                 <w:rFonts w:ascii="Aptos" w:hAnsi="Aptos"/>
               </w:rPr>
-              <w:t xml:space="preserve">[Date]</w:t>
+              <w:t xml:space="preserve">21 October 2026</w:t>
             </w:r>
           </w:p>
         </w:tc>
@@ -642,7 +642,7 @@
               <w:rPr>
                 <w:rFonts w:ascii="Aptos" w:hAnsi="Aptos"/>
               </w:rPr>
-              <w:t xml:space="preserve">[Date]</w:t>
+              <w:t xml:space="preserve">20 February 2026</w:t>
             </w:r>
           </w:p>
         </w:tc>
@@ -723,7 +723,7 @@
               <w:rPr>
                 <w:rFonts w:ascii="Aptos" w:hAnsi="Aptos"/>
               </w:rPr>
-              <w:t xml:space="preserve">[Date]</w:t>
+              <w:t xml:space="preserve">21 October 2026</w:t>
             </w:r>
           </w:p>
         </w:tc>
@@ -1348,7 +1348,7 @@
           <w:sz w:val="22"/>
           <w:szCs w:val="22"/>
         </w:rPr>
-        <w:t xml:space="preserve">Applicability was assessed on [Date] against the three cumulative criteria of § 28 BSIG: a listed sector and entity type, establishment in Germany, and satisfaction of the size test.</w:t>
+        <w:t xml:space="preserve">Applicability was assessed on 12 February 2026 against the three cumulative criteria of § 28 BSIG: a listed sector and entity type, establishment in Germany, and satisfaction of the size test.</w:t>
       </w:r>
     </w:p>
     <w:p>
@@ -3304,7 +3304,7 @@
           <w:sz w:val="22"/>
           <w:szCs w:val="22"/>
         </w:rPr>
-        <w:t xml:space="preserve">The BSIG also defines a near miss ("Beinahevorfall", § 2 Nr. 1 BSIG). The incident reporting workflow handles near misses alongside incidents, so that a narrowly avoided outage is analysed even where no notification obligation is triggered.</w:t>
+        <w:t>The BSIG also defines a near miss (Beinahevorfall, § 2 Nr. 1 BSIG). Section 32 BSIG obliges notification only of significant incidents (erhebliche Sicherheitsvorfälle); a near miss is not notifiable and starts no reporting clock. The incident reporting workflow therefore triages near misses on a separate, internal-only branch that records and analyses them without any external notification, so that a narrowly avoided outage is examined even where no reporting duty arises (MT-NIS2-IRP-001, Section 2.1). A voluntary report to the BSI remains available under § 5 BSIG, but is not made as a matter of routine and is never treated as a substitute for a mandatory notification.</w:t>
       </w:r>
     </w:p>
     <w:p>
@@ -4304,7 +4304,7 @@
                     <w:rPr>
                       <w:rFonts w:ascii="Aptos" w:hAnsi="Aptos"/>
                     </w:rPr>
-                    <w:t>[Date]</w:t>
+                    <w:t>20 October 2026</w:t>
                   </w:r>
                 </w:p>
               </w:tc>
@@ -4431,7 +4431,7 @@
                     <w:rPr>
                       <w:rFonts w:ascii="Aptos" w:hAnsi="Aptos"/>
                     </w:rPr>
-                    <w:t>[Senior GRC Partner Name]</w:t>
+                    <w:t>Dr. Andreas Kellermann</w:t>
                   </w:r>
                 </w:p>
               </w:tc>
@@ -4521,7 +4521,7 @@
                     <w:rPr>
                       <w:rFonts w:ascii="Aptos" w:hAnsi="Aptos"/>
                     </w:rPr>
-                    <w:t>[Date]</w:t>
+                    <w:t>20 October 2026</w:t>
                   </w:r>
                 </w:p>
               </w:tc>
@@ -4645,7 +4645,7 @@
                     <w:rPr>
                       <w:rFonts w:ascii="Aptos" w:hAnsi="Aptos"/>
                     </w:rPr>
-                    <w:t>[CEO / Managing Director Name]</w:t>
+                    <w:t>Dr. Katharina Vogt</w:t>
                   </w:r>
                 </w:p>
               </w:tc>
@@ -4737,7 +4737,7 @@
                     <w:rPr>
                       <w:rFonts w:ascii="Aptos" w:hAnsi="Aptos"/>
                     </w:rPr>
-                    <w:t>[Date]</w:t>
+                    <w:t>21 October 2026</w:t>
                   </w:r>
                 </w:p>
               </w:tc>
